--- a/ky/wisdom-stories/humanity.docx
+++ b/ky/wisdom-stories/humanity.docx
@@ -183,7 +183,7 @@
           <w:sz w:val="22"/>
           <w:lang w:val="ky-KG"/>
         </w:rPr>
-        <w:t>Камал бейтапты текшерип, керектүү дарылоону дайындады. Карыган аял дарыгерге ыраазычылык билдирип, калтыраган үн менен: «Ушул суукта дартыбызга даба болдуң, уулум. Сен сыяктуу жакшы адамдар болбосо, бул дүйнө эмне болмок? Адам болуу оңой эмес... Угуп тур», — деди.</w:t>
+        <w:t>Камал бейтапты текшерип, керектүү дарылоону дайындады. Карыган аял дарыгерге ыраазычылык билдирип, титиреген үн менен: «Ушул суукта дартыбызга даба болдуң, уулум. Сен сыяктуу жакшы адамдар болбосо, бул дүйнө эмне болмок? Адам болуу оңой эмес... Угуп тур», — деди.</w:t>
       </w:r>
     </w:p>
     <w:p>
@@ -201,7 +201,7 @@
           <w:sz w:val="22"/>
           <w:lang w:val="ky-KG"/>
         </w:rPr>
-        <w:t xml:space="preserve">«Көп жыл мурда шаарга баргам. Жолдун ортосунда капысынан абалым начарлап, ичим катуу сайгылашты. Айланамда эч ким жок, көчөлөр бош эле. Көрсө, ошол күнү сынак болуп жатыптыр. Беш мүнөт өтпөй, бир жаш жигит тынчсызданып жаныма келди. Ошол ысыкта мени жарым саатта ооруканага жеткирди. Кош бойлуу элем, балама бир нерсе болуп кетпесин деп коркконумдан калчылдап турдум. Кабыл алуу бөлүмүндөгү </w:t>
+        <w:t>«Көп жыл мурда шаарга баргам. Жолдун ортосунда капысынан абалым начарлап, ичим катуу сайгылашты. Айланамда эч ким жок, көчөлөр бош эле. Көрсө, ошол күнү сынак болуп жатыптыр. Беш мүнөт өтпөй, бир жаш жигит тынчсызданып жаныма келди. Ошол ысыкта мени жарым саатта ооруканага жеткирди. Кош бойлуу элем, балама бир нерсе болуп кетпесин деп коркконумдан калчылдап турдум. Кабыл алуу бөлүмүндөгү дарыгер дагы он мүнөт кечиксем, өлүп калышым мүмкүн экенин айтты... Ошол күнү уулум төрөлдү.</w:t>
       </w:r>
       <w:r>
         <w:rPr>
@@ -210,7 +210,6 @@
           <w:sz w:val="22"/>
           <w:lang w:val="ky-KG"/>
         </w:rPr>
-        <w:t>дарыгер дагы он мүнөт кечиксем, өлүп калышым мүмкүн экенин айтты... Ошол күнү уулум төрөлдү.</w:t>
       </w:r>
     </w:p>
     <w:p>
@@ -246,7 +245,7 @@
           <w:sz w:val="22"/>
           <w:lang w:val="ky-KG"/>
         </w:rPr>
-        <w:t>Уулумдун атын Камал койдум. Аны ошол боорукер жигиттин окуясын айтып чоңойтуп, Камалдай адам болсун деп дайыма насаат бердим. Азыр ал мугалим... Шакирттерин биринчи кезекте адам кылып тарбиялоого аракеттенет... Эх, ошол жигитти таап, ыраазычылыгын алсам кана... Ар ким дарыгер, мугалим же инженер боло алат. Бул дүйнөдөгү эң кыйыны — адам боло билүү... Ал жигит кандай сонун адам эле. Мени жолдун ортосунда жалгыз таштаган жок». Муну уккан доктор Камал: «Акым адал, эне, кабатыр болбоңуз...» — деди.</w:t>
+        <w:t>Уулумдун атын Камал койдум. Аны ошол боорукер жигиттин окуясын айтып чоңойтуп, Камалдай адам болсун деп дайыма насаат бердим. Азыр ал мугалим... Шакирттерин биринчи кезекте адам кылып тарбиялоого аракеттенет... Эх, ошол жигитти таап, анын адалдыгын алсам кана... Ар ким дарыгер, мугалим же инженер боло алат. Бул дүйнөдөгү эң кыйыны — адам боло билүү... Ал жигит кандай сонун адам эле. Мени жолдун ортосунда жалгыз таштаган жок». Муну уккан доктор Камал: «Акым адал, эне, кабатыр болбоңуз...» — деди.</w:t>
       </w:r>
     </w:p>
     <w:p>
@@ -264,7 +263,7 @@
           <w:sz w:val="22"/>
           <w:lang w:val="ky-KG"/>
         </w:rPr>
-        <w:t>Атасы Казымдын каңырыгы түтөсө да, көз жашын көрсөткүсү келген жок. Бирок үйдөн чыкканда жашы бетин жууп жатты. Жолго чыккандан кийин да Казымдын көз жашы токтогон жок. Ал калтыраган үн менен: «Камал, уулум...» — дегени менен, буулуккан ыйдан сөзүн уланта албай калды.</w:t>
+        <w:t>Атасы Казымдын көмөкөйү бүтсө да, көз жашын көрсөткүсү келген жок. Бирок үйдөн чыкканда жашы бетин жууп жатты. Жолго чыккандан кийин да Казымдын көз жашы токтогон жок. Ал «Камал, уулум...» — дегени менен, буулуккан ыйдан сөзүн уланта албай калды.</w:t>
       </w:r>
     </w:p>
     <w:p>
@@ -288,7 +287,7 @@
           <w:sz w:val="22"/>
           <w:lang w:val="ky-KG"/>
         </w:rPr>
-        <w:t xml:space="preserve">Сабак: </w:t>
+        <w:t>Сабак: Кесипке ээ болууга болот, эң кыйыны — адам болуу. Бир жигиттин өз убагында кылган боорукердиги муундан муунга созулган жакшылыкка айланат.</w:t>
       </w:r>
       <w:r>
         <w:rPr>
@@ -297,7 +296,6 @@
           <w:sz w:val="22"/>
           <w:lang w:val="ky-KG"/>
         </w:rPr>
-        <w:t>Кесип үйрөнүү менен адам болуу бирдей эмес. Бирөөнүн өмүрүн сактаган жакшылык муундан муунга өрнөк болуп калат.</w:t>
       </w:r>
     </w:p>
     <w:p>
@@ -317,7 +315,7 @@
           <w:sz w:val="18"/>
           <w:lang w:val="ky-KG"/>
         </w:rPr>
-        <w:t>Окуя ачык интернет булактарынан алынды.</w:t>
+        <w:t>Аңгемелер ачык интернет булактарынан алынган, иллюстрациялар болсо ЖИ менен түзүлгөн.</w:t>
       </w:r>
     </w:p>
     <w:sectPr>

--- a/ky/wisdom-stories/humanity.docx
+++ b/ky/wisdom-stories/humanity.docx
@@ -3,321 +3,200 @@
 <w:document xmlns:wpc="http://schemas.microsoft.com/office/word/2010/wordprocessingCanvas" xmlns:cx="http://schemas.microsoft.com/office/drawing/2014/chartex" xmlns:cx1="http://schemas.microsoft.com/office/drawing/2015/9/8/chartex" xmlns:cx2="http://schemas.microsoft.com/office/drawing/2015/10/21/chartex" xmlns:cx3="http://schemas.microsoft.com/office/drawing/2016/5/9/chartex" xmlns:cx4="http://schemas.microsoft.com/office/drawing/2016/5/10/chartex" xmlns:cx5="http://schemas.microsoft.com/office/drawing/2016/5/11/chartex" xmlns:cx6="http://schemas.microsoft.com/office/drawing/2016/5/12/chartex" xmlns:cx7="http://schemas.microsoft.com/office/drawing/2016/5/13/chartex" xmlns:cx8="http://schemas.microsoft.com/office/drawing/2016/5/14/chartex" xmlns:mc="http://schemas.openxmlformats.org/markup-compatibility/2006" xmlns:aink="http://schemas.microsoft.com/office/drawing/2016/ink" xmlns:am3d="http://schemas.microsoft.com/office/drawing/2017/model3d" xmlns:o="urn:schemas-microsoft-com:office:office" xmlns:oel="http://schemas.microsoft.com/office/2019/extlst" xmlns:r="http://schemas.openxmlformats.org/officeDocument/2006/relationships" xmlns:m="http://schemas.openxmlformats.org/officeDocument/2006/math" xmlns:v="urn:schemas-microsoft-com:vml" xmlns:wp14="http://schemas.microsoft.com/office/word/2010/wordprocessingDrawing" xmlns:wp="http://schemas.openxmlformats.org/drawingml/2006/wordprocessingDrawing" xmlns:w10="urn:schemas-microsoft-com:office:word" xmlns:w="http://schemas.openxmlformats.org/wordprocessingml/2006/main" xmlns:w14="http://schemas.microsoft.com/office/word/2010/wordml" xmlns:w15="http://schemas.microsoft.com/office/word/2012/wordml" xmlns:w16cex="http://schemas.microsoft.com/office/word/2018/wordml/cex" xmlns:w16cid="http://schemas.microsoft.com/office/word/2016/wordml/cid" xmlns:w16="http://schemas.microsoft.com/office/word/2018/wordml" xmlns:w16du="http://schemas.microsoft.com/office/word/2023/wordml/word16du" xmlns:w16sdtdh="http://schemas.microsoft.com/office/word/2020/wordml/sdtdatahash" xmlns:w16sdtfl="http://schemas.microsoft.com/office/word/2024/wordml/sdtformatlock" xmlns:w16se="http://schemas.microsoft.com/office/word/2015/wordml/symex" xmlns:wpg="http://schemas.microsoft.com/office/word/2010/wordprocessingGroup" xmlns:wpi="http://schemas.microsoft.com/office/word/2010/wordprocessingInk" xmlns:wne="http://schemas.microsoft.com/office/word/2006/wordml" xmlns:wps="http://schemas.microsoft.com/office/word/2010/wordprocessingShape" mc:Ignorable="w14 w15 w16se w16cid w16 w16cex w16sdtdh w16sdtfl w16du wp14">
   <w:body>
     <w:p>
-      <w:pPr>
-        <w:pStyle w:val="Title"/>
-        <w:keepNext/>
-        <w:keepLines w:val="0"/>
-        <w:pageBreakBefore w:val="0"/>
-        <w:widowControl/>
-        <w:spacing w:line="269" w:lineRule="auto" w:after="180" w:before="0"/>
-      </w:pPr>
-      <w:bookmarkStart w:id="10095" w:name="Story_96"/>
       <w:r>
         <w:rPr>
-          <w:rFonts w:ascii="Arial" w:hAnsi="Arial"/>
           <w:b/>
-          <w:color w:val="000000"/>
-          <w:sz w:val="34"/>
-          <w:lang w:val="ky-KG"/>
+          <w:bCs/>
         </w:rPr>
         <w:t>Адамгерчилик</w:t>
       </w:r>
-      <w:bookmarkEnd w:id="10095"/>
-    </w:p>
-    <w:p>
-      <w:pPr>
-        <w:keepNext w:val="0"/>
-        <w:keepLines w:val="0"/>
-        <w:pageBreakBefore w:val="0"/>
-        <w:widowControl/>
-        <w:spacing w:line="269" w:lineRule="auto" w:after="120" w:before="0"/>
-      </w:pPr>
+    </w:p>
+    <w:p>
+      <w:r>
+        <w:t>Камал көп жыл бою тырышып окуган. Акыры анын келечегине жол ача турган сынак күнү келди. Атасы Казым талапты катуу койгон киши эле. Уулунун окуусуна дайыма көңүл буруп, бул сынактан сөзсүз өтөрүнө ишенчү.</w:t>
+      </w:r>
+    </w:p>
+    <w:p>
+      <w:r>
+        <w:t>Камал сынак өтчү бөлмөнү таап, ордуна отурду. Тапшырмалар таратылганда толкунданды, бирок суроолорду окуган сайын көңүлү жайланды. Жоопторун билчү, ишенимдүү жазып жатты.</w:t>
+      </w:r>
+    </w:p>
+    <w:p>
+      <w:r>
+        <w:t>Сынактын бүтөрүнө жарым саат калганда башын көтөрүп, терезеден карады. Бир маалда ордунан ыргып туруп, эшикти көздөй чуркады.</w:t>
+      </w:r>
+    </w:p>
+    <w:p>
+      <w:r>
+        <w:t>— Кайтып кел! Азыр чыксаң, сынагың жокко чыгарылат! Бир жылың текке кетет, балам! — деп көзөмөлчү мугалим кыйкырды.</w:t>
+      </w:r>
+    </w:p>
+    <w:p>
+      <w:r>
+        <w:t>Камал токтогон жок. Тепкичтен чуркап түшүп, имараттын арткы эшигинен чыгып кетти.</w:t>
+      </w:r>
+    </w:p>
+    <w:p>
+      <w:r>
+        <w:t>Бир нече сааттан кийин үйүнө кайтып келгенде, атасы болгон окуяны угуп калыптыр. Уулун урушуп, ачуусун тыя албай бетке чаап жиберди.</w:t>
+      </w:r>
+    </w:p>
+    <w:p>
+      <w:r>
+        <w:t>— Эмнеге чыгып кеттиң? Эмнеге сынакты аягына чыгарбадың?</w:t>
+      </w:r>
+    </w:p>
+    <w:p>
+      <w:r>
+        <w:t>Камал унчуккан жок. Атасы ошол учурда аны угарына ишенген эмес. Эмне десе да, ого бетер ачууланат деп коркту.</w:t>
+      </w:r>
+    </w:p>
+    <w:p>
+      <w:r>
+        <w:t>Казым ошол жыл бою бул окуяны уулунун бетине салып жүрдү. Камалдын көңүлү ооручу, бирок талашчу эмес. Кайра даярданып, кийинки жылы медициналык факультетке өттү.</w:t>
+      </w:r>
+    </w:p>
+    <w:p>
+      <w:r>
+        <w:t>Жылдар өттү. Камал билимдүү, камкор дарыгер болду. Шаарда чоңойсо да, алыскы айылдын ооруканасында иштөөнү тандады. Бир топ убакыттан кийин үй-бүлөсү аны көргөнү келди. Баягы сынак тууралуу эч ким сөз кылбай калган.</w:t>
+      </w:r>
+    </w:p>
+    <w:p>
+      <w:r>
+        <w:t>Кар жаап, катуу суук болуп турган бир кечте телефон шыңгырады. Жакынкы айылда бир аял ооруп калганын айтып, жардам сурашты.</w:t>
+      </w:r>
+    </w:p>
+    <w:p>
+      <w:r>
+        <w:t>Камал дарыгерлик сумкасын алды. Казым уулун мындай аба ырайында тоо жолуна жалгыз жибергиси келген жок.</w:t>
+      </w:r>
+    </w:p>
+    <w:p>
+      <w:r>
+        <w:t>— Мен да сени менен барам.</w:t>
+      </w:r>
+    </w:p>
+    <w:p>
+      <w:r>
+        <w:t>Алар бороондо бир сааттай жөө жүрүштү. Акыры үйдү таап, эшигин кагышты. Эшикти карыя ачты.</w:t>
+      </w:r>
+    </w:p>
+    <w:p>
+      <w:r>
+        <w:t>— Аялым ооруп жатат, дарыгер. Киргиле.</w:t>
+      </w:r>
+    </w:p>
+    <w:p>
+      <w:r>
+        <w:lastRenderedPageBreak/>
+        <w:t>Камал аялды карап, алгачкы жардам көрсөттү. Андан ары кантип дарылануу керектигин түшүндүрдү.</w:t>
+      </w:r>
+    </w:p>
+    <w:p>
+      <w:r>
+        <w:t>Аял ага ыраазы болуп карап, калтыраган үн менен айтты:</w:t>
+      </w:r>
+    </w:p>
+    <w:p>
+      <w:r>
+        <w:t>— Ушундай суукта бизге жардам бергени келдиң, балам. Сен сыяктуу адамдар болбосо, дүйнө эмне болот эле? Сен мага бир жигитти эске салдың…</w:t>
+      </w:r>
+    </w:p>
+    <w:p>
+      <w:r>
+        <w:t>Ал бир аз дем алып, сөзүн улады:</w:t>
+      </w:r>
+    </w:p>
+    <w:p>
+      <w:r>
+        <w:t>— Көп жыл мурун шаарга баргам. Кош бойлуу элем. Көчөдө капысынан абалым начарлап, катуу ооруй баштадым. Жардам сурай турган эч ким жок болчу. Кийин билсем, жанымдагы имаратта ошол күнү сынак өтүп жатыптыр.</w:t>
+      </w:r>
+    </w:p>
+    <w:p>
+      <w:r>
+        <w:t>Көп өтпөй бир жигит чуркап келди. Ошол ысыкта мени ооруканага жеткирүү үчүн канча убара болду… Жарым саатта жеттик. Дарыгер дагы кечиксек, өмүрүм коркунучта калмак экенин айтты. Ошол күнү уулум төрөлдү.</w:t>
+      </w:r>
+    </w:p>
+    <w:p>
+      <w:r>
+        <w:t>Аял бир саамга токтоп, жылмайды:</w:t>
+      </w:r>
+    </w:p>
+    <w:p>
+      <w:r>
+        <w:t>— Жигиттин атын сурасам, Камал деди. Көрсө, сынак учурунда мени терезеден көрүптүр. Жалгыз экенимди байкап, жардамга чуркап чыгыптыр. «Окууну бир жыл кеч баштасам эч нерсе болбойт. Сизди ал жерде таштап кете алмак эмесмин», — деди.</w:t>
+      </w:r>
+    </w:p>
+    <w:p>
+      <w:r>
+        <w:t>Казым башын көтөрүп, уулун карады. Камал аялды унчукпай угуп отурду.</w:t>
+      </w:r>
+    </w:p>
+    <w:p>
+      <w:r>
+        <w:t>— Уулума Камал деп ат койдум, — деп аял сөзүн улады. — Ага ошол жигиттин жакшылыгын айтып чоңойттум. Ал да ушундай боорукер адам болсун дедим. Азыр мугалим. Балдарга сабак гана бербестен, адамгерчиликти да үйрөтүүгө аракет кылат.</w:t>
+      </w:r>
+    </w:p>
+    <w:p>
+      <w:r>
+        <w:t>Аялдын көзүнө жаш толду:</w:t>
+      </w:r>
+    </w:p>
+    <w:p>
+      <w:r>
+        <w:t>— Ошол жигитти дагы бир көрсөм кана! Анын жоготкон бир жылы эки адамга келечек тартуулаганын айтмакмын. Мага жардам берем деп тарткан түйшүгү үчүн ыраазычылыгымды билдирип, ыраазычылыгын алмакмын… Кесип үйрөнсө болот, балам. Эң башкысы — адамгерчилигиңди жоготпоо. Ал мени көчөнүн ортосуна жалгыз таштаган жок.</w:t>
+      </w:r>
+    </w:p>
+    <w:p>
+      <w:r>
+        <w:t>Камал аялдын колун акырын кармады:</w:t>
+      </w:r>
+    </w:p>
+    <w:p>
+      <w:r>
+        <w:t>— Мен сизге ыраазымын, апа. Кабатыр болбоңуз…</w:t>
+      </w:r>
+    </w:p>
+    <w:p>
+      <w:r>
+        <w:t>Казым көзүн жерге салды. Үйдүн ичинде жашын жашырууга аракет кылды. Бирок сыртка чыкканда өзүн кармай албай калды.</w:t>
+      </w:r>
+    </w:p>
+    <w:p>
+      <w:r>
+        <w:t>Кар баскан жолдо уулунун жанында басып баратып ыйлады.</w:t>
+      </w:r>
+    </w:p>
+    <w:p>
+      <w:r>
+        <w:lastRenderedPageBreak/>
+        <w:t>— Камал, балам…</w:t>
+      </w:r>
+    </w:p>
+    <w:p>
+      <w:r>
+        <w:t>Андан ары сүйлөй алган жок. Көп жыл мурун уккусу келбеген жоопту ал ошол түнү чоочун үйдөн уккан эле.</w:t>
+      </w:r>
+    </w:p>
+    <w:p>
       <w:r>
         <w:rPr>
-          <w:rFonts w:ascii="Arial" w:eastAsia="Arial" w:hAnsi="Arial"/>
-          <w:color w:val="000000"/>
-          <w:sz w:val="22"/>
-          <w:lang w:val="ky-KG"/>
+          <w:b/>
+          <w:bCs/>
         </w:rPr>
-        <w:t>Ал жылдар бою окуп, мээнет кылды. Акыры тагдырын аныктай турган сынак күнү да келди... Атасы Казым абдан талапчыл адам эле; уулунун сабактарына дайыма жакындан көңүл буруп, бул сынактан сөзсүз өтөрүнө ишенчү...</w:t>
-      </w:r>
-    </w:p>
-    <w:p>
-      <w:pPr>
-        <w:keepNext w:val="0"/>
-        <w:keepLines w:val="0"/>
-        <w:pageBreakBefore w:val="0"/>
-        <w:widowControl/>
-        <w:spacing w:line="269" w:lineRule="auto" w:after="120" w:before="0"/>
-      </w:pPr>
+        <w:t>Сабак: Адамдын баркы кесиби менен гана эмес, бирөө кыйналып турганда кандай чечим кабыл алганы менен да өлчөнөт. Кээде жоготуудай көрүнгөн кадам көп адамдын жашоосуна жакшылык алып келет. Өкүм чыгарардан мурун укканды бил.</w:t>
+      </w:r>
+    </w:p>
+    <w:p>
       <w:r>
         <w:rPr>
-          <w:rFonts w:ascii="Arial" w:eastAsia="Arial" w:hAnsi="Arial"/>
-          <w:color w:val="000000"/>
-          <w:sz w:val="22"/>
-          <w:lang w:val="ky-KG"/>
+          <w:i/>
+          <w:iCs/>
         </w:rPr>
-        <w:t>Камал имаратка кирип, сынак тапшыра турган классын тапты. Суроо-жооп барактары таратылганда толкунданганы менен, сынак башталганда кыйла тынчып калды... Суроолорго оңой жооп берип, жоопторунун тууралыгына толук ишенип отурду... Сынактын бүтүшүнө жарым саат калган. Өзүнө ушунчалык ишенген эле...</w:t>
-      </w:r>
-    </w:p>
-    <w:p>
-      <w:pPr>
-        <w:keepNext w:val="0"/>
-        <w:keepLines w:val="0"/>
-        <w:pageBreakBefore w:val="0"/>
-        <w:widowControl/>
-        <w:spacing w:line="269" w:lineRule="auto" w:after="120" w:before="0"/>
-      </w:pPr>
-      <w:r>
-        <w:rPr>
-          <w:rFonts w:ascii="Arial" w:eastAsia="Arial" w:hAnsi="Arial"/>
-          <w:color w:val="000000"/>
-          <w:sz w:val="22"/>
-          <w:lang w:val="ky-KG"/>
-        </w:rPr>
-        <w:t>Бир маалда ал класстын терезесине тигиле карады. Эмнени көргөнүн ким билсин, эч ойлонбостон ордунан тура калып, эшикти көздөй чуркады...</w:t>
-      </w:r>
-    </w:p>
-    <w:p>
-      <w:pPr>
-        <w:keepNext w:val="0"/>
-        <w:keepLines w:val="0"/>
-        <w:pageBreakBefore w:val="0"/>
-        <w:widowControl/>
-        <w:spacing w:line="269" w:lineRule="auto" w:after="120" w:before="0"/>
-      </w:pPr>
-      <w:r>
-        <w:rPr>
-          <w:rFonts w:ascii="Arial" w:eastAsia="Arial" w:hAnsi="Arial"/>
-          <w:color w:val="000000"/>
-          <w:sz w:val="22"/>
-          <w:lang w:val="ky-KG"/>
-        </w:rPr>
-        <w:t>— Кайт! Болбосо сынагың жокко чыгарылып, бир жылың текке кетет, уулум, — деп сынак алып жаткан мугалим артынан кыйкырды. Бирок ал токтобой, чуркаган бойдон имараттын арткы эшигинен чыгып кетти...</w:t>
-      </w:r>
-    </w:p>
-    <w:p>
-      <w:pPr>
-        <w:keepNext w:val="0"/>
-        <w:keepLines w:val="0"/>
-        <w:pageBreakBefore w:val="0"/>
-        <w:widowControl/>
-        <w:spacing w:line="269" w:lineRule="auto" w:after="120" w:before="0"/>
-      </w:pPr>
-      <w:r>
-        <w:rPr>
-          <w:rFonts w:ascii="Arial" w:eastAsia="Arial" w:hAnsi="Arial"/>
-          <w:color w:val="000000"/>
-          <w:sz w:val="22"/>
-          <w:lang w:val="ky-KG"/>
-        </w:rPr>
-        <w:t>Болгон окуяны уккан атасы бир нече сааттан кийин үйгө келген Камалды адегенде тилдеп, анан бетке да чаап жиберди. Казым абдан капалуу эле. Эмне үчүн класстан чыгып кеткенин, сынакты эмне үчүн жарым жолдо таштаганын сураса да, атасы мындан бетер ачууланарын билген Камал унчуккан жок... Айтса да, түшүнмөк эмес...</w:t>
-      </w:r>
-    </w:p>
-    <w:p>
-      <w:pPr>
-        <w:keepNext w:val="0"/>
-        <w:keepLines w:val="0"/>
-        <w:pageBreakBefore w:val="0"/>
-        <w:widowControl/>
-        <w:spacing w:line="269" w:lineRule="auto" w:after="120" w:before="0"/>
-      </w:pPr>
-      <w:r>
-        <w:rPr>
-          <w:rFonts w:ascii="Arial" w:eastAsia="Arial" w:hAnsi="Arial"/>
-          <w:color w:val="000000"/>
-          <w:sz w:val="22"/>
-          <w:lang w:val="ky-KG"/>
-        </w:rPr>
-        <w:t>Казым ошол жыл бою уулун тынымсыз жемелеп, тилдей берди. Камал буга таарынганы менен, үн катпай, башын жерге салып сабактарын окуй берди.</w:t>
-      </w:r>
-    </w:p>
-    <w:p>
-      <w:pPr>
-        <w:keepNext w:val="0"/>
-        <w:keepLines w:val="0"/>
-        <w:pageBreakBefore w:val="0"/>
-        <w:widowControl/>
-        <w:spacing w:line="269" w:lineRule="auto" w:after="120" w:before="0"/>
-      </w:pPr>
-      <w:r>
-        <w:rPr>
-          <w:rFonts w:ascii="Arial" w:eastAsia="Arial" w:hAnsi="Arial"/>
-          <w:color w:val="000000"/>
-          <w:sz w:val="22"/>
-          <w:lang w:val="ky-KG"/>
-        </w:rPr>
-        <w:t>Кийинки жылы кайра сынак тапшырып, медицина факультетине өттү... Мыкты дарыгер болду. Шаарда көп жыл жашаганына карабастан, алыскы бир айылдык ооруканага өз каалоосу менен дайындоону суранды. Ал жерде бир жыл иштеген соң, үй-бүлөсү конокко келди... Атасы экөөнүн ортосундагы сынак окуясы эбак унутулган эле...</w:t>
-      </w:r>
-    </w:p>
-    <w:p>
-      <w:pPr>
-        <w:keepNext w:val="0"/>
-        <w:keepLines w:val="0"/>
-        <w:pageBreakBefore w:val="0"/>
-        <w:widowControl/>
-        <w:spacing w:line="269" w:lineRule="auto" w:after="120" w:before="0"/>
-      </w:pPr>
-      <w:r>
-        <w:rPr>
-          <w:rFonts w:ascii="Arial" w:eastAsia="Arial" w:hAnsi="Arial"/>
-          <w:color w:val="000000"/>
-          <w:sz w:val="22"/>
-          <w:lang w:val="ky-KG"/>
-        </w:rPr>
-        <w:t>Кар жаап, суук түшкөн бир кечте Камалдын үй телефону шыңгырады. Чалган киши жакын айылдардын биринде оорулуу бар экенин айтты. Камал сумкасын алып жолго чыгарда, атасы Казым уулун тоо жолдорунда жалгыз калтыргысы келбей, кошо барууну чечти. Катуу бороондо бир сааттай жөө басып, ошол айылга жетишти. Үйдү таап, эшигин какты. Эшикти карыя ачып, аялы ооруп жатканын айтты да, дарыгерди атасы менен кошо ичкери чакырды...</w:t>
-      </w:r>
-    </w:p>
-    <w:p>
-      <w:pPr>
-        <w:keepNext w:val="0"/>
-        <w:keepLines w:val="0"/>
-        <w:pageBreakBefore w:val="0"/>
-        <w:widowControl/>
-        <w:spacing w:line="269" w:lineRule="auto" w:after="120" w:before="0"/>
-      </w:pPr>
-      <w:r>
-        <w:rPr>
-          <w:rFonts w:ascii="Arial" w:eastAsia="Arial" w:hAnsi="Arial"/>
-          <w:color w:val="000000"/>
-          <w:sz w:val="22"/>
-          <w:lang w:val="ky-KG"/>
-        </w:rPr>
-        <w:t>Камал бейтапты текшерип, керектүү дарылоону дайындады. Карыган аял дарыгерге ыраазычылык билдирип, титиреген үн менен: «Ушул суукта дартыбызга даба болдуң, уулум. Сен сыяктуу жакшы адамдар болбосо, бул дүйнө эмне болмок? Адам болуу оңой эмес... Угуп тур», — деди.</w:t>
-      </w:r>
-    </w:p>
-    <w:p>
-      <w:pPr>
-        <w:keepNext w:val="0"/>
-        <w:keepLines w:val="0"/>
-        <w:pageBreakBefore w:val="0"/>
-        <w:widowControl/>
-        <w:spacing w:line="269" w:lineRule="auto" w:after="120" w:before="0"/>
-      </w:pPr>
-      <w:r>
-        <w:rPr>
-          <w:rFonts w:ascii="Arial" w:eastAsia="Arial" w:hAnsi="Arial"/>
-          <w:color w:val="000000"/>
-          <w:sz w:val="22"/>
-          <w:lang w:val="ky-KG"/>
-        </w:rPr>
-        <w:t>«Көп жыл мурда шаарга баргам. Жолдун ортосунда капысынан абалым начарлап, ичим катуу сайгылашты. Айланамда эч ким жок, көчөлөр бош эле. Көрсө, ошол күнү сынак болуп жатыптыр. Беш мүнөт өтпөй, бир жаш жигит тынчсызданып жаныма келди. Ошол ысыкта мени жарым саатта ооруканага жеткирди. Кош бойлуу элем, балама бир нерсе болуп кетпесин деп коркконумдан калчылдап турдум. Кабыл алуу бөлүмүндөгү дарыгер дагы он мүнөт кечиксем, өлүп калышым мүмкүн экенин айтты... Ошол күнү уулум төрөлдү.</w:t>
-      </w:r>
-      <w:r>
-        <w:rPr>
-          <w:rFonts w:ascii="Arial" w:eastAsia="Arial" w:hAnsi="Arial"/>
-          <w:color w:val="000000"/>
-          <w:sz w:val="22"/>
-          <w:lang w:val="ky-KG"/>
-        </w:rPr>
-      </w:r>
-    </w:p>
-    <w:p>
-      <w:pPr>
-        <w:keepNext w:val="0"/>
-        <w:keepLines w:val="0"/>
-        <w:pageBreakBefore w:val="0"/>
-        <w:widowControl/>
-        <w:spacing w:line="269" w:lineRule="auto" w:after="120" w:before="0"/>
-      </w:pPr>
-      <w:r>
-        <w:rPr>
-          <w:rFonts w:ascii="Arial" w:eastAsia="Arial" w:hAnsi="Arial"/>
-          <w:color w:val="000000"/>
-          <w:sz w:val="22"/>
-          <w:lang w:val="ky-KG"/>
-        </w:rPr>
-        <w:t>Мени ооруканага жеткирген жигиттин атын сурап алгам — Камал экенин айткан. «Сынакта отургам. Терезеден карап сизди көрдүм, жалгыз экениңизди түшүнүп, класстан чыгып жардамга келдим. Сынактан баш тартып бир жылымды жоготсом да, эч өкүнбөдүм», — деген.</w:t>
-      </w:r>
-    </w:p>
-    <w:p>
-      <w:pPr>
-        <w:keepNext w:val="0"/>
-        <w:keepLines w:val="0"/>
-        <w:pageBreakBefore w:val="0"/>
-        <w:widowControl/>
-        <w:spacing w:line="269" w:lineRule="auto" w:after="120" w:before="0"/>
-      </w:pPr>
-      <w:r>
-        <w:rPr>
-          <w:rFonts w:ascii="Arial" w:eastAsia="Arial" w:hAnsi="Arial"/>
-          <w:color w:val="000000"/>
-          <w:sz w:val="22"/>
-          <w:lang w:val="ky-KG"/>
-        </w:rPr>
-        <w:t>Уулумдун атын Камал койдум. Аны ошол боорукер жигиттин окуясын айтып чоңойтуп, Камалдай адам болсун деп дайыма насаат бердим. Азыр ал мугалим... Шакирттерин биринчи кезекте адам кылып тарбиялоого аракеттенет... Эх, ошол жигитти таап, анын адалдыгын алсам кана... Ар ким дарыгер, мугалим же инженер боло алат. Бул дүйнөдөгү эң кыйыны — адам боло билүү... Ал жигит кандай сонун адам эле. Мени жолдун ортосунда жалгыз таштаган жок». Муну уккан доктор Камал: «Акым адал, эне, кабатыр болбоңуз...» — деди.</w:t>
-      </w:r>
-    </w:p>
-    <w:p>
-      <w:pPr>
-        <w:keepNext/>
-        <w:keepLines w:val="0"/>
-        <w:pageBreakBefore w:val="0"/>
-        <w:widowControl/>
-        <w:spacing w:line="269" w:lineRule="auto" w:after="120" w:before="0"/>
-      </w:pPr>
-      <w:r>
-        <w:rPr>
-          <w:rFonts w:ascii="Arial" w:eastAsia="Arial" w:hAnsi="Arial"/>
-          <w:color w:val="000000"/>
-          <w:sz w:val="22"/>
-          <w:lang w:val="ky-KG"/>
-        </w:rPr>
-        <w:t>Атасы Казымдын көмөкөйү бүтсө да, көз жашын көрсөткүсү келген жок. Бирок үйдөн чыкканда жашы бетин жууп жатты. Жолго чыккандан кийин да Казымдын көз жашы токтогон жок. Ал «Камал, уулум...» — дегени менен, буулуккан ыйдан сөзүн уланта албай калды.</w:t>
-      </w:r>
-    </w:p>
-    <w:p>
-      <w:pPr>
-        <w:pStyle w:val="Moral"/>
-        <w:keepNext/>
-        <w:keepLines/>
-        <w:pageBreakBefore w:val="0"/>
-        <w:widowControl/>
-        <w:spacing w:before="120" w:after="120" w:line="269" w:lineRule="auto"/>
-        <w:ind w:left="240" w:right="240"/>
-        <w:rPr>
-          <w:lang/>
-        </w:rPr>
-      </w:pPr>
-      <w:r>
-        <w:rPr>
-          <w:rFonts w:ascii="Arial" w:hAnsi="Arial"/>
-          <w:b/>
-          <w:color w:val="000000"/>
-          <w:sz w:val="22"/>
-          <w:lang w:val="ky-KG"/>
-        </w:rPr>
-        <w:t>Сабак: Кесипке ээ болууга болот, эң кыйыны — адам болуу. Бир жигиттин өз убагында кылган боорукердиги муундан муунга созулган жакшылыкка айланат.</w:t>
-      </w:r>
-      <w:r>
-        <w:rPr>
-          <w:rFonts w:ascii="Arial" w:hAnsi="Arial"/>
-          <w:color w:val="000000"/>
-          <w:sz w:val="22"/>
-          <w:lang w:val="ky-KG"/>
-        </w:rPr>
-      </w:r>
-    </w:p>
-    <w:p>
-      <w:pPr>
-        <w:keepNext w:val="0"/>
-        <w:keepLines w:val="0"/>
-        <w:pageBreakBefore w:val="0"/>
-        <w:widowControl/>
-        <w:spacing w:before="0" w:after="160" w:line="269" w:lineRule="auto"/>
-        <w:jc w:val="right"/>
-      </w:pPr>
-      <w:r>
-        <w:rPr>
-          <w:rFonts w:ascii="Arial" w:eastAsia="Arial" w:hAnsi="Arial" w:cs="Arial"/>
-          <w:i/>
-          <w:color w:val="000000"/>
-          <w:sz w:val="18"/>
-          <w:lang w:val="ky-KG"/>
-        </w:rPr>
-        <w:t>Аңгемелер ачык интернет булактарынан алынган, иллюстрациялар болсо ЖИ менен түзүлгөн.</w:t>
-      </w:r>
-    </w:p>
+        <w:t>Аңгемелер интернеттен чогултулуп, жасалма интеллекттин жардамы менен иштелип чыккан. Бардык сүрөттөр жасалма интеллект аркылуу түзүлгөн.</w:t>
+      </w:r>
+    </w:p>
+    <w:p/>
     <w:sectPr>
       <w:headerReference w:type="even" r:id="rId7"/>
       <w:headerReference w:type="default" r:id="rId8"/>
@@ -1148,7 +1027,6 @@
     </w:pPr>
     <w:rPr>
       <w:rFonts w:asciiTheme="majorHAnsi" w:eastAsiaTheme="majorEastAsia" w:hAnsiTheme="majorHAnsi" w:cstheme="majorBidi"/>
-      <w:color w:val="000000"/>
       <w:sz w:val="40"/>
       <w:szCs w:val="40"/>
     </w:rPr>
@@ -1170,7 +1048,6 @@
     </w:pPr>
     <w:rPr>
       <w:rFonts w:asciiTheme="majorHAnsi" w:eastAsiaTheme="majorEastAsia" w:hAnsiTheme="majorHAnsi" w:cstheme="majorBidi"/>
-      <w:color w:val="000000"/>
       <w:sz w:val="32"/>
       <w:szCs w:val="32"/>
     </w:rPr>
@@ -1193,7 +1070,6 @@
     </w:pPr>
     <w:rPr>
       <w:rFonts w:eastAsiaTheme="majorEastAsia" w:cstheme="majorBidi"/>
-      <w:color w:val="000000"/>
       <w:sz w:val="28"/>
       <w:szCs w:val="28"/>
     </w:rPr>
@@ -1218,7 +1094,6 @@
       <w:rFonts w:eastAsiaTheme="majorEastAsia" w:cstheme="majorBidi"/>
       <w:i/>
       <w:iCs/>
-      <w:color w:val="000000"/>
     </w:rPr>
   </w:style>
   <w:style w:type="paragraph" w:styleId="Heading5">
@@ -1239,7 +1114,6 @@
     </w:pPr>
     <w:rPr>
       <w:rFonts w:eastAsiaTheme="majorEastAsia" w:cstheme="majorBidi"/>
-      <w:color w:val="000000"/>
     </w:rPr>
   </w:style>
   <w:style w:type="paragraph" w:styleId="Heading6">
@@ -1262,7 +1136,6 @@
       <w:rFonts w:eastAsiaTheme="majorEastAsia" w:cstheme="majorBidi"/>
       <w:i/>
       <w:iCs/>
-      <w:color w:val="000000"/>
     </w:rPr>
   </w:style>
   <w:style w:type="paragraph" w:styleId="Heading7">
@@ -1283,7 +1156,6 @@
     </w:pPr>
     <w:rPr>
       <w:rFonts w:eastAsiaTheme="majorEastAsia" w:cstheme="majorBidi"/>
-      <w:color w:val="000000"/>
     </w:rPr>
   </w:style>
   <w:style w:type="paragraph" w:styleId="Heading8">
@@ -1306,7 +1178,6 @@
       <w:rFonts w:eastAsiaTheme="majorEastAsia" w:cstheme="majorBidi"/>
       <w:i/>
       <w:iCs/>
-      <w:color w:val="000000"/>
     </w:rPr>
   </w:style>
   <w:style w:type="paragraph" w:styleId="Heading9">
@@ -1327,13 +1198,11 @@
     </w:pPr>
     <w:rPr>
       <w:rFonts w:eastAsiaTheme="majorEastAsia" w:cstheme="majorBidi"/>
-      <w:color w:val="000000"/>
     </w:rPr>
   </w:style>
   <w:style w:type="character" w:default="1" w:styleId="DefaultParagraphFont">
     <w:name w:val="Default Paragraph Font"/>
     <w:uiPriority w:val="1"/>
-    <w:semiHidden/>
     <w:unhideWhenUsed/>
   </w:style>
   <w:style w:type="table" w:default="1" w:styleId="TableNormal">
@@ -1489,7 +1358,6 @@
     </w:pPr>
     <w:rPr>
       <w:rFonts w:asciiTheme="majorHAnsi" w:eastAsiaTheme="majorEastAsia" w:hAnsiTheme="majorHAnsi" w:cstheme="majorBidi"/>
-      <w:color w:val="000000"/>
       <w:spacing w:val="-10"/>
       <w:kern w:val="28"/>
       <w:sz w:val="56"/>
@@ -1525,7 +1393,6 @@
     </w:pPr>
     <w:rPr>
       <w:rFonts w:eastAsiaTheme="majorEastAsia" w:cstheme="majorBidi"/>
-      <w:color w:val="000000"/>
       <w:spacing w:val="15"/>
       <w:sz w:val="28"/>
       <w:szCs w:val="28"/>
@@ -1560,7 +1427,6 @@
     <w:rPr>
       <w:i/>
       <w:iCs/>
-      <w:color w:val="000000"/>
     </w:rPr>
   </w:style>
   <w:style w:type="character" w:customStyle="1" w:styleId="QuoteChar">
@@ -1585,9 +1451,6 @@
       <w:ind w:left="720"/>
       <w:contextualSpacing/>
     </w:pPr>
-    <w:rPr>
-      <w:color w:val="000000"/>
-    </w:rPr>
   </w:style>
   <w:style w:type="character" w:styleId="IntenseEmphasis">
     <w:name w:val="Intense Emphasis"/>
@@ -1617,7 +1480,6 @@
     <w:rPr>
       <w:i/>
       <w:iCs/>
-      <w:color w:val="000000"/>
     </w:rPr>
   </w:style>
   <w:style w:type="character" w:customStyle="1" w:styleId="IntenseQuoteChar">
@@ -1657,9 +1519,6 @@
     <w:pPr>
       <w:spacing w:after="100"/>
     </w:pPr>
-    <w:rPr>
-      <w:color w:val="000000"/>
-    </w:rPr>
   </w:style>
   <w:style w:type="paragraph" w:customStyle="1" w:styleId="Moral">
     <w:name w:val="Moral"/>
@@ -1671,7 +1530,6 @@
     <w:rPr>
       <w:rFonts w:ascii="Arial" w:eastAsia="Arial" w:hAnsi="Arial"/>
       <w:i/>
-      <w:color w:val="000000"/>
       <w:kern w:val="0"/>
       <w:sz w:val="22"/>
       <w:szCs w:val="22"/>
@@ -1693,9 +1551,6 @@
       </w:tabs>
       <w:spacing w:after="0" w:line="240" w:lineRule="auto"/>
     </w:pPr>
-    <w:rPr>
-      <w:color w:val="000000"/>
-    </w:rPr>
   </w:style>
   <w:style w:type="character" w:customStyle="1" w:styleId="HeaderChar">
     <w:name w:val="Header Char"/>
@@ -1718,9 +1573,6 @@
       </w:tabs>
       <w:spacing w:after="0" w:line="240" w:lineRule="auto"/>
     </w:pPr>
-    <w:rPr>
-      <w:color w:val="000000"/>
-    </w:rPr>
   </w:style>
   <w:style w:type="character" w:customStyle="1" w:styleId="FooterChar">
     <w:name w:val="Footer Char"/>
@@ -1743,7 +1595,6 @@
     </w:pPr>
     <w:rPr>
       <w:rFonts w:eastAsiaTheme="minorEastAsia"/>
-      <w:color w:val="000000"/>
     </w:rPr>
   </w:style>
   <w:style w:type="paragraph" w:styleId="TOC3">
@@ -1760,7 +1611,6 @@
     </w:pPr>
     <w:rPr>
       <w:rFonts w:eastAsiaTheme="minorEastAsia"/>
-      <w:color w:val="000000"/>
     </w:rPr>
   </w:style>
   <w:style w:type="paragraph" w:styleId="TOC4">
@@ -1777,7 +1627,6 @@
     </w:pPr>
     <w:rPr>
       <w:rFonts w:eastAsiaTheme="minorEastAsia"/>
-      <w:color w:val="000000"/>
     </w:rPr>
   </w:style>
   <w:style w:type="paragraph" w:styleId="TOC5">
@@ -1794,7 +1643,6 @@
     </w:pPr>
     <w:rPr>
       <w:rFonts w:eastAsiaTheme="minorEastAsia"/>
-      <w:color w:val="000000"/>
     </w:rPr>
   </w:style>
   <w:style w:type="paragraph" w:styleId="TOC6">
@@ -1811,7 +1659,6 @@
     </w:pPr>
     <w:rPr>
       <w:rFonts w:eastAsiaTheme="minorEastAsia"/>
-      <w:color w:val="000000"/>
     </w:rPr>
   </w:style>
   <w:style w:type="paragraph" w:styleId="TOC7">
@@ -1828,7 +1675,6 @@
     </w:pPr>
     <w:rPr>
       <w:rFonts w:eastAsiaTheme="minorEastAsia"/>
-      <w:color w:val="000000"/>
     </w:rPr>
   </w:style>
   <w:style w:type="paragraph" w:styleId="TOC8">
@@ -1845,7 +1691,6 @@
     </w:pPr>
     <w:rPr>
       <w:rFonts w:eastAsiaTheme="minorEastAsia"/>
-      <w:color w:val="000000"/>
     </w:rPr>
   </w:style>
   <w:style w:type="paragraph" w:styleId="TOC9">
@@ -1862,7 +1707,6 @@
     </w:pPr>
     <w:rPr>
       <w:rFonts w:eastAsiaTheme="minorEastAsia"/>
-      <w:color w:val="000000"/>
     </w:rPr>
   </w:style>
   <w:style w:type="paragraph" w:styleId="TOCHeading">
@@ -1878,7 +1722,6 @@
       <w:outlineLvl w:val="9"/>
     </w:pPr>
     <w:rPr>
-      <w:color w:val="000000"/>
       <w:kern w:val="0"/>
       <w:sz w:val="32"/>
       <w:szCs w:val="32"/>
